--- a/RAG_pipeline_implementation_steps_a.1..docx
+++ b/RAG_pipeline_implementation_steps_a.1..docx
@@ -15,6 +15,27 @@
           <w:bCs/>
         </w:rPr>
         <w:t>Phase 1 — Organise and Register the Source Documents</w:t>
+      </w:r>
+      <w:r>
+        <w:rPr>
+          <w:b/>
+          <w:bCs/>
+        </w:rPr>
+        <w:t>: Ingestion Control Framework – please</w:t>
+      </w:r>
+      <w:r>
+        <w:rPr>
+          <w:b/>
+          <w:bCs/>
+        </w:rPr>
+        <w:t xml:space="preserve"> refer to</w:t>
+      </w:r>
+      <w:r>
+        <w:rPr>
+          <w:b/>
+          <w:bCs/>
+        </w:rPr>
+        <w:t xml:space="preserve"> document manifest guidelines for details on this phase.</w:t>
       </w:r>
     </w:p>
     <w:tbl>
@@ -326,13 +347,8 @@
       </w:r>
     </w:p>
     <w:p>
-      <w:proofErr w:type="spellStart"/>
-      <w:r>
-        <w:t>Demo_Data_Folder</w:t>
-      </w:r>
-      <w:proofErr w:type="spellEnd"/>
-      <w:r>
-        <w:t>/01_RAG_Public_Deal_Documents</w:t>
+      <w:r>
+        <w:t>Demo_Data_Folder/01_RAG_Public_Deal_Documents</w:t>
       </w:r>
     </w:p>
     <w:p>
@@ -343,7 +359,7 @@
     <w:p>
       <w:r>
         <w:pict w14:anchorId="268C40F0">
-          <v:rect id="_x0000_i1103" style="width:0;height:1.5pt" o:hralign="center" o:hrstd="t" o:hr="t" fillcolor="#a0a0a0" stroked="f"/>
+          <v:rect id="_x0000_i1025" style="width:0;height:1.5pt" o:hralign="center" o:hrstd="t" o:hr="t" fillcolor="#a0a0a0" stroked="f"/>
         </w:pict>
       </w:r>
     </w:p>
@@ -360,6 +376,41 @@
           <w:bCs/>
         </w:rPr>
         <w:t>Phase 2 — Ingest and Validate the Documents</w:t>
+      </w:r>
+      <w:r>
+        <w:rPr>
+          <w:b/>
+          <w:bCs/>
+        </w:rPr>
+        <w:t xml:space="preserve">: Ingestion Control Framework – please </w:t>
+      </w:r>
+      <w:r>
+        <w:rPr>
+          <w:b/>
+          <w:bCs/>
+        </w:rPr>
+        <w:t xml:space="preserve">refer to </w:t>
+      </w:r>
+      <w:r>
+        <w:rPr>
+          <w:b/>
+          <w:bCs/>
+        </w:rPr>
+        <w:t xml:space="preserve">document </w:t>
+      </w:r>
+      <w:r>
+        <w:rPr>
+          <w:b/>
+          <w:bCs/>
+        </w:rPr>
+        <w:t>inventory</w:t>
+      </w:r>
+      <w:r>
+        <w:rPr>
+          <w:b/>
+          <w:bCs/>
+        </w:rPr>
+        <w:t xml:space="preserve"> guidelines for details on this phase.</w:t>
       </w:r>
     </w:p>
     <w:tbl>
@@ -676,6 +727,7 @@
           </w:tcPr>
           <w:p>
             <w:r>
+              <w:lastRenderedPageBreak/>
               <w:t>2.6</w:t>
             </w:r>
           </w:p>
@@ -713,9 +765,8 @@
     </w:p>
     <w:p>
       <w:r>
-        <w:lastRenderedPageBreak/>
         <w:pict w14:anchorId="6DA40DBA">
-          <v:rect id="_x0000_i1104" style="width:0;height:1.5pt" o:hralign="center" o:hrstd="t" o:hr="t" fillcolor="#a0a0a0" stroked="f"/>
+          <v:rect id="_x0000_i1026" style="width:0;height:1.5pt" o:hralign="center" o:hrstd="t" o:hr="t" fillcolor="#a0a0a0" stroked="f"/>
         </w:pict>
       </w:r>
     </w:p>
@@ -732,6 +783,20 @@
           <w:bCs/>
         </w:rPr>
         <w:t>Phase 3 — Extract and Structure the Document Content</w:t>
+      </w:r>
+      <w:r>
+        <w:rPr>
+          <w:b/>
+          <w:bCs/>
+        </w:rPr>
+        <w:t xml:space="preserve">: </w:t>
+      </w:r>
+      <w:r>
+        <w:rPr>
+          <w:b/>
+          <w:bCs/>
+        </w:rPr>
+        <w:t>converts source files into evidence-bearing records that later retrieval, comparison, scoring, and citation logic can reliably operate on.</w:t>
       </w:r>
     </w:p>
     <w:tbl>
@@ -1132,7 +1197,7 @@
     <w:p>
       <w:r>
         <w:pict w14:anchorId="49AF90E8">
-          <v:rect id="_x0000_i1105" style="width:0;height:1.5pt" o:hralign="center" o:hrstd="t" o:hr="t" fillcolor="#a0a0a0" stroked="f"/>
+          <v:rect id="_x0000_i1027" style="width:0;height:1.5pt" o:hralign="center" o:hrstd="t" o:hr="t" fillcolor="#a0a0a0" stroked="f"/>
         </w:pict>
       </w:r>
     </w:p>
@@ -1301,6 +1366,7 @@
           </w:tcPr>
           <w:p>
             <w:r>
+              <w:lastRenderedPageBreak/>
               <w:t>4.2</w:t>
             </w:r>
           </w:p>
@@ -1424,7 +1490,6 @@
           </w:tcPr>
           <w:p>
             <w:r>
-              <w:lastRenderedPageBreak/>
               <w:t>4.5</w:t>
             </w:r>
           </w:p>
@@ -1614,7 +1679,7 @@
     <w:p>
       <w:r>
         <w:pict w14:anchorId="6F56E354">
-          <v:rect id="_x0000_i1106" style="width:0;height:1.5pt" o:hralign="center" o:hrstd="t" o:hr="t" fillcolor="#a0a0a0" stroked="f"/>
+          <v:rect id="_x0000_i1028" style="width:0;height:1.5pt" o:hralign="center" o:hrstd="t" o:hr="t" fillcolor="#a0a0a0" stroked="f"/>
         </w:pict>
       </w:r>
     </w:p>
@@ -1824,6 +1889,7 @@
           </w:tcPr>
           <w:p>
             <w:r>
+              <w:lastRenderedPageBreak/>
               <w:t>5.3</w:t>
             </w:r>
           </w:p>
@@ -1947,7 +2013,6 @@
           </w:tcPr>
           <w:p>
             <w:r>
-              <w:lastRenderedPageBreak/>
               <w:t>5.6</w:t>
             </w:r>
           </w:p>
@@ -2052,7 +2117,7 @@
     <w:p>
       <w:r>
         <w:pict w14:anchorId="735BFF8E">
-          <v:rect id="_x0000_i1107" style="width:0;height:1.5pt" o:hralign="center" o:hrstd="t" o:hr="t" fillcolor="#a0a0a0" stroked="f"/>
+          <v:rect id="_x0000_i1029" style="width:0;height:1.5pt" o:hralign="center" o:hrstd="t" o:hr="t" fillcolor="#a0a0a0" stroked="f"/>
         </w:pict>
       </w:r>
     </w:p>
@@ -2426,6 +2491,7 @@
           </w:tcPr>
           <w:p>
             <w:r>
+              <w:lastRenderedPageBreak/>
               <w:t>6.7</w:t>
             </w:r>
           </w:p>
@@ -2510,7 +2576,6 @@
         </w:numPr>
       </w:pPr>
       <w:r>
-        <w:lastRenderedPageBreak/>
         <w:t xml:space="preserve">transaction overview; </w:t>
       </w:r>
     </w:p>
@@ -2610,15 +2675,7 @@
         </w:numPr>
       </w:pPr>
       <w:r>
-        <w:t xml:space="preserve">PPA and </w:t>
-      </w:r>
-      <w:proofErr w:type="spellStart"/>
-      <w:r>
-        <w:t>offtaker</w:t>
-      </w:r>
-      <w:proofErr w:type="spellEnd"/>
-      <w:r>
-        <w:t xml:space="preserve">; </w:t>
+        <w:t xml:space="preserve">PPA and offtaker; </w:t>
       </w:r>
     </w:p>
     <w:p>
@@ -2701,7 +2758,7 @@
     <w:p>
       <w:r>
         <w:pict w14:anchorId="2B67D61C">
-          <v:rect id="_x0000_i1108" style="width:0;height:1.5pt" o:hralign="center" o:hrstd="t" o:hr="t" fillcolor="#a0a0a0" stroked="f"/>
+          <v:rect id="_x0000_i1030" style="width:0;height:1.5pt" o:hralign="center" o:hrstd="t" o:hr="t" fillcolor="#a0a0a0" stroked="f"/>
         </w:pict>
       </w:r>
     </w:p>
@@ -2911,6 +2968,7 @@
           </w:tcPr>
           <w:p>
             <w:r>
+              <w:lastRenderedPageBreak/>
               <w:t>7.3</w:t>
             </w:r>
           </w:p>
@@ -3070,20 +3128,14 @@
       </w:r>
     </w:p>
     <w:p>
-      <w:proofErr w:type="spellStart"/>
-      <w:r>
-        <w:lastRenderedPageBreak/>
-        <w:t>assessment_case_id</w:t>
-      </w:r>
-      <w:proofErr w:type="spellEnd"/>
-      <w:r>
-        <w:t xml:space="preserve"> = IC_SOLAR_POC_001</w:t>
+      <w:r>
+        <w:t>assessment_case_id = IC_SOLAR_POC_001</w:t>
       </w:r>
     </w:p>
     <w:p>
       <w:r>
         <w:pict w14:anchorId="498DBCD3">
-          <v:rect id="_x0000_i1109" style="width:0;height:1.5pt" o:hralign="center" o:hrstd="t" o:hr="t" fillcolor="#a0a0a0" stroked="f"/>
+          <v:rect id="_x0000_i1031" style="width:0;height:1.5pt" o:hralign="center" o:hrstd="t" o:hr="t" fillcolor="#a0a0a0" stroked="f"/>
         </w:pict>
       </w:r>
     </w:p>
@@ -3177,17 +3229,8 @@
           <w:b/>
           <w:bCs/>
         </w:rPr>
-        <w:t xml:space="preserve">Search 2 — Submission evidence </w:t>
-      </w:r>
-      <w:proofErr w:type="gramStart"/>
-      <w:r>
-        <w:rPr>
-          <w:b/>
-          <w:bCs/>
-        </w:rPr>
-        <w:t>search</w:t>
-      </w:r>
-      <w:proofErr w:type="gramEnd"/>
+        <w:t>Search 2 — Submission evidence search</w:t>
+      </w:r>
     </w:p>
     <w:p>
       <w:r>
@@ -3467,6 +3510,7 @@
           </w:tcPr>
           <w:p>
             <w:r>
+              <w:lastRenderedPageBreak/>
               <w:t>8.5</w:t>
             </w:r>
           </w:p>
@@ -3560,13 +3604,8 @@
             <w:hideMark/>
           </w:tcPr>
           <w:p>
-            <w:proofErr w:type="spellStart"/>
-            <w:r>
-              <w:t>Rerank</w:t>
-            </w:r>
-            <w:proofErr w:type="spellEnd"/>
-            <w:r>
-              <w:t xml:space="preserve"> and deduplicate results</w:t>
+            <w:r>
+              <w:t>Rerank and deduplicate results</w:t>
             </w:r>
           </w:p>
         </w:tc>
@@ -3628,7 +3667,7 @@
     <w:p>
       <w:r>
         <w:pict w14:anchorId="5D91BD86">
-          <v:rect id="_x0000_i1110" style="width:0;height:1.5pt" o:hralign="center" o:hrstd="t" o:hr="t" fillcolor="#a0a0a0" stroked="f"/>
+          <v:rect id="_x0000_i1032" style="width:0;height:1.5pt" o:hralign="center" o:hrstd="t" o:hr="t" fillcolor="#a0a0a0" stroked="f"/>
         </w:pict>
       </w:r>
     </w:p>
@@ -3654,7 +3693,6 @@
     </w:p>
     <w:p>
       <w:r>
-        <w:lastRenderedPageBreak/>
         <w:t>It should evaluate:</w:t>
       </w:r>
     </w:p>
@@ -4101,13 +4139,14 @@
     </w:p>
     <w:p>
       <w:r>
+        <w:lastRenderedPageBreak/>
         <w:t>High / Medium / Low</w:t>
       </w:r>
     </w:p>
     <w:p>
       <w:r>
         <w:pict w14:anchorId="3B209379">
-          <v:rect id="_x0000_i1111" style="width:0;height:1.5pt" o:hralign="center" o:hrstd="t" o:hr="t" fillcolor="#a0a0a0" stroked="f"/>
+          <v:rect id="_x0000_i1033" style="width:0;height:1.5pt" o:hralign="center" o:hrstd="t" o:hr="t" fillcolor="#a0a0a0" stroked="f"/>
         </w:pict>
       </w:r>
     </w:p>
@@ -4328,7 +4367,6 @@
           </w:tcPr>
           <w:p>
             <w:r>
-              <w:lastRenderedPageBreak/>
               <w:t>Currency gap</w:t>
             </w:r>
           </w:p>
@@ -4413,7 +4451,7 @@
     <w:p>
       <w:r>
         <w:pict w14:anchorId="6BC661F8">
-          <v:rect id="_x0000_i1112" style="width:0;height:1.5pt" o:hralign="center" o:hrstd="t" o:hr="t" fillcolor="#a0a0a0" stroked="f"/>
+          <v:rect id="_x0000_i1034" style="width:0;height:1.5pt" o:hralign="center" o:hrstd="t" o:hr="t" fillcolor="#a0a0a0" stroked="f"/>
         </w:pict>
       </w:r>
     </w:p>
@@ -4553,6 +4591,9 @@
             </m:den>
           </m:f>
           <m:r>
+            <m:rPr>
+              <m:sty m:val="p"/>
+            </m:rPr>
             <w:br/>
           </m:r>
         </m:oMath>
@@ -4571,7 +4612,7 @@
     <w:p>
       <w:r>
         <w:pict w14:anchorId="34A95F34">
-          <v:rect id="_x0000_i1113" style="width:0;height:1.5pt" o:hralign="center" o:hrstd="t" o:hr="t" fillcolor="#a0a0a0" stroked="f"/>
+          <v:rect id="_x0000_i1035" style="width:0;height:1.5pt" o:hralign="center" o:hrstd="t" o:hr="t" fillcolor="#a0a0a0" stroked="f"/>
         </w:pict>
       </w:r>
     </w:p>
@@ -4618,6 +4659,7 @@
         </w:numPr>
       </w:pPr>
       <w:r>
+        <w:lastRenderedPageBreak/>
         <w:t xml:space="preserve">overall submission readiness; </w:t>
       </w:r>
     </w:p>
@@ -4732,7 +4774,6 @@
                 <w:b/>
                 <w:bCs/>
               </w:rPr>
-              <w:lastRenderedPageBreak/>
               <w:t>Domain</w:t>
             </w:r>
           </w:p>
@@ -5235,7 +5276,7 @@
     <w:p>
       <w:r>
         <w:pict w14:anchorId="60B62E52">
-          <v:rect id="_x0000_i1114" style="width:0;height:1.5pt" o:hralign="center" o:hrstd="t" o:hr="t" fillcolor="#a0a0a0" stroked="f"/>
+          <v:rect id="_x0000_i1036" style="width:0;height:1.5pt" o:hralign="center" o:hrstd="t" o:hr="t" fillcolor="#a0a0a0" stroked="f"/>
         </w:pict>
       </w:r>
     </w:p>
@@ -5301,6 +5342,7 @@
                 <w:b/>
                 <w:bCs/>
               </w:rPr>
+              <w:lastRenderedPageBreak/>
               <w:t>Step</w:t>
             </w:r>
           </w:p>
@@ -5456,7 +5498,6 @@
           </w:tcPr>
           <w:p>
             <w:r>
-              <w:lastRenderedPageBreak/>
               <w:t>13.5</w:t>
             </w:r>
           </w:p>
@@ -5575,7 +5616,7 @@
     <w:p>
       <w:r>
         <w:pict w14:anchorId="481BF739">
-          <v:rect id="_x0000_i1115" style="width:0;height:1.5pt" o:hralign="center" o:hrstd="t" o:hr="t" fillcolor="#a0a0a0" stroked="f"/>
+          <v:rect id="_x0000_i1037" style="width:0;height:1.5pt" o:hralign="center" o:hrstd="t" o:hr="t" fillcolor="#a0a0a0" stroked="f"/>
         </w:pict>
       </w:r>
     </w:p>
@@ -6022,6 +6063,7 @@
     </w:tbl>
     <w:p>
       <w:r>
+        <w:lastRenderedPageBreak/>
         <w:t xml:space="preserve">The most important validation metric is the </w:t>
       </w:r>
       <w:r>

--- a/RAG_pipeline_implementation_steps_a.1..docx
+++ b/RAG_pipeline_implementation_steps_a.1..docx
@@ -798,6 +798,13 @@
         </w:rPr>
         <w:t>converts source files into evidence-bearing records that later retrieval, comparison, scoring, and citation logic can reliably operate on.</w:t>
       </w:r>
+      <w:r>
+        <w:rPr>
+          <w:b/>
+          <w:bCs/>
+        </w:rPr>
+        <w:t xml:space="preserve"> Please refer to extract and structure document contents guideline manual for details on this phase.</w:t>
+      </w:r>
     </w:p>
     <w:tbl>
       <w:tblPr>
@@ -1264,6 +1271,7 @@
                 <w:b/>
                 <w:bCs/>
               </w:rPr>
+              <w:lastRenderedPageBreak/>
               <w:t>Step</w:t>
             </w:r>
           </w:p>
@@ -1366,7 +1374,6 @@
           </w:tcPr>
           <w:p>
             <w:r>
-              <w:lastRenderedPageBreak/>
               <w:t>4.2</w:t>
             </w:r>
           </w:p>
@@ -1848,6 +1855,7 @@
           </w:tcPr>
           <w:p>
             <w:r>
+              <w:lastRenderedPageBreak/>
               <w:t>5.2</w:t>
             </w:r>
           </w:p>
@@ -1889,7 +1897,6 @@
           </w:tcPr>
           <w:p>
             <w:r>
-              <w:lastRenderedPageBreak/>
               <w:t>5.3</w:t>
             </w:r>
           </w:p>
@@ -2450,6 +2457,7 @@
           </w:tcPr>
           <w:p>
             <w:r>
+              <w:lastRenderedPageBreak/>
               <w:t>6.6</w:t>
             </w:r>
           </w:p>
@@ -2491,7 +2499,6 @@
           </w:tcPr>
           <w:p>
             <w:r>
-              <w:lastRenderedPageBreak/>
               <w:t>6.7</w:t>
             </w:r>
           </w:p>
@@ -2825,6 +2832,7 @@
                 <w:b/>
                 <w:bCs/>
               </w:rPr>
+              <w:lastRenderedPageBreak/>
               <w:t>Step</w:t>
             </w:r>
           </w:p>
@@ -2968,7 +2976,6 @@
           </w:tcPr>
           <w:p>
             <w:r>
-              <w:lastRenderedPageBreak/>
               <w:t>7.3</w:t>
             </w:r>
           </w:p>
@@ -3428,6 +3435,7 @@
           </w:tcPr>
           <w:p>
             <w:r>
+              <w:lastRenderedPageBreak/>
               <w:t>8.3</w:t>
             </w:r>
           </w:p>
@@ -3510,7 +3518,6 @@
           </w:tcPr>
           <w:p>
             <w:r>
-              <w:lastRenderedPageBreak/>
               <w:t>8.5</w:t>
             </w:r>
           </w:p>
@@ -4102,6 +4109,7 @@
           </w:tcPr>
           <w:p>
             <w:r>
+              <w:lastRenderedPageBreak/>
               <w:t>U</w:t>
             </w:r>
           </w:p>
@@ -4139,7 +4147,6 @@
     </w:p>
     <w:p>
       <w:r>
-        <w:lastRenderedPageBreak/>
         <w:t>High / Medium / Low</w:t>
       </w:r>
     </w:p>
@@ -4611,6 +4618,7 @@
     </w:p>
     <w:p>
       <w:r>
+        <w:lastRenderedPageBreak/>
         <w:pict w14:anchorId="34A95F34">
           <v:rect id="_x0000_i1035" style="width:0;height:1.5pt" o:hralign="center" o:hrstd="t" o:hr="t" fillcolor="#a0a0a0" stroked="f"/>
         </w:pict>
@@ -4659,7 +4667,6 @@
         </w:numPr>
       </w:pPr>
       <w:r>
-        <w:lastRenderedPageBreak/>
         <w:t xml:space="preserve">overall submission readiness; </w:t>
       </w:r>
     </w:p>
@@ -5259,6 +5266,7 @@
         </w:numPr>
       </w:pPr>
       <w:r>
+        <w:lastRenderedPageBreak/>
         <w:t xml:space="preserve">table reference; </w:t>
       </w:r>
     </w:p>
@@ -5342,7 +5350,6 @@
                 <w:b/>
                 <w:bCs/>
               </w:rPr>
-              <w:lastRenderedPageBreak/>
               <w:t>Step</w:t>
             </w:r>
           </w:p>
@@ -5990,6 +5997,7 @@
           </w:tcPr>
           <w:p>
             <w:r>
+              <w:lastRenderedPageBreak/>
               <w:t>14.7</w:t>
             </w:r>
           </w:p>
@@ -6063,7 +6071,6 @@
     </w:tbl>
     <w:p>
       <w:r>
-        <w:lastRenderedPageBreak/>
         <w:t xml:space="preserve">The most important validation metric is the </w:t>
       </w:r>
       <w:r>
